--- a/hive/DOCUMENTATION/Claude_Manager_Meeting_Minutes.docx
+++ b/hive/DOCUMENTATION/Claude_Manager_Meeting_Minutes.docx
@@ -189,6 +189,55 @@
       </w:r>
     </w:p>
     <w:p/>
+    <w:p>
+      <w:pPr>
+        <w:pStyle w:val="Heading1"/>
+      </w:pPr>
+      <w:r>
+        <w:t>Meeting Minutes — 2026-06-17 14:31</w:t>
+      </w:r>
+    </w:p>
+    <w:p>
+      <w:r>
+        <w:rPr>
+          <w:b/>
+          <w:sz w:val="24"/>
+        </w:rPr>
+        <w:t>CoWork Dispatch — Pending queue cleanup &amp; Claude approval authority</w:t>
+      </w:r>
+    </w:p>
+    <w:p>
+      <w:pPr>
+        <w:pStyle w:val="ListBullet"/>
+      </w:pPr>
+      <w:r>
+        <w:t>Decision: inspector compliance findings are a separate channel (/compliance) and must NOT pollute the CoWork Dispatch human-review queue.</w:t>
+      </w:r>
+    </w:p>
+    <w:p>
+      <w:pPr>
+        <w:pStyle w:val="ListBullet"/>
+      </w:pPr>
+      <w:r>
+        <w:t>Decision: stale inspector dispatches resolved (not approved) to avoid mass apply-pipeline runs.</w:t>
+      </w:r>
+    </w:p>
+    <w:p>
+      <w:pPr>
+        <w:pStyle w:val="ListBullet"/>
+      </w:pPr>
+      <w:r>
+        <w:t>Decision: Claude granted dispatch approval authority via tools/dispatch_admin.py.</w:t>
+      </w:r>
+    </w:p>
+    <w:p>
+      <w:pPr>
+        <w:pStyle w:val="ListBullet"/>
+      </w:pPr>
+      <w:r>
+        <w:t>Next steps: Watch the next scheduled inspector run to confirm it re-raises exactly ONE dispatch per live finding (no flood).; Decide real disposition for the recurring findings (gitignore_secrets / session_freshness / docs_no_decoys) per project.; Consider auto-resolving inspector dispatches whose underlying condition is fixed (close-the-loop on /compliance).; Optionally add a dashboard badge linking CoWork Dispatch ↔ /compliance counts.</w:t>
+      </w:r>
+    </w:p>
     <w:sectPr>
       <w:pgSz w:w="12240" w:h="15840"/>
       <w:pgMar w:top="1440" w:right="1800" w:bottom="1440" w:left="1800" w:header="720" w:footer="720" w:gutter="0"/>
